--- a/documentation/interop/interop_conducteo_v7.docx
+++ b/documentation/interop/interop_conducteo_v7.docx
@@ -20,7 +20,10 @@
         <w:jc w:val="center"/>
       </w:pPr>
       <w:r>
-        <w:t>Interopérabilité conducteö</w:t>
+        <w:t>Interopérabilité conducte</w:t>
+      </w:r>
+      <w:r>
+        <w:t>o</w:t>
       </w:r>
       <w:r>
         <w:br/>
@@ -41,7 +44,6 @@
       <w:r>
         <w:rPr>
           <w:rStyle w:val="Sous-titreCar"/>
-          <w:color w:val="595959" w:themeColor="text1" w:themeTint="A6"/>
         </w:rPr>
         <w:br/>
       </w:r>
@@ -79,7 +81,6 @@
             <w:pPr>
               <w:jc w:val="center"/>
               <w:rPr>
-                <w:rFonts w:cs="Calibri"/>
                 <w:b/>
                 <w:color w:val="76923C" w:themeColor="accent3" w:themeShade="BF"/>
                 <w:sz w:val="18"/>
@@ -88,7 +89,6 @@
             </w:pPr>
             <w:r>
               <w:rPr>
-                <w:rFonts w:cs="Calibri"/>
                 <w:b/>
                 <w:color w:val="76923C" w:themeColor="accent3" w:themeShade="BF"/>
                 <w:sz w:val="18"/>
@@ -106,7 +106,6 @@
             <w:pPr>
               <w:jc w:val="center"/>
               <w:rPr>
-                <w:rFonts w:cs="Calibri"/>
                 <w:b/>
                 <w:color w:val="76923C" w:themeColor="accent3" w:themeShade="BF"/>
                 <w:sz w:val="18"/>
@@ -115,7 +114,6 @@
             </w:pPr>
             <w:r>
               <w:rPr>
-                <w:rFonts w:cs="Calibri"/>
                 <w:b/>
                 <w:color w:val="76923C" w:themeColor="accent3" w:themeShade="BF"/>
                 <w:sz w:val="18"/>
@@ -132,7 +130,6 @@
           <w:p>
             <w:pPr>
               <w:rPr>
-                <w:rFonts w:cs="Calibri"/>
                 <w:b/>
                 <w:color w:val="76923C" w:themeColor="accent3" w:themeShade="BF"/>
                 <w:sz w:val="18"/>
@@ -141,7 +138,6 @@
             </w:pPr>
             <w:r>
               <w:rPr>
-                <w:rFonts w:cs="Calibri"/>
                 <w:b/>
                 <w:color w:val="76923C" w:themeColor="accent3" w:themeShade="BF"/>
                 <w:sz w:val="18"/>
@@ -164,14 +160,12 @@
             <w:pPr>
               <w:jc w:val="center"/>
               <w:rPr>
-                <w:rFonts w:cs="Calibri"/>
                 <w:sz w:val="18"/>
                 <w:szCs w:val="18"/>
               </w:rPr>
             </w:pPr>
             <w:r>
               <w:rPr>
-                <w:rFonts w:cs="Calibri"/>
                 <w:sz w:val="18"/>
                 <w:szCs w:val="18"/>
               </w:rPr>
@@ -187,14 +181,12 @@
             <w:pPr>
               <w:jc w:val="center"/>
               <w:rPr>
-                <w:rFonts w:cs="Calibri"/>
                 <w:sz w:val="18"/>
                 <w:szCs w:val="18"/>
               </w:rPr>
             </w:pPr>
             <w:r>
               <w:rPr>
-                <w:rFonts w:cs="Calibri"/>
                 <w:sz w:val="18"/>
                 <w:szCs w:val="18"/>
               </w:rPr>
@@ -209,14 +201,12 @@
           <w:p>
             <w:pPr>
               <w:rPr>
-                <w:rFonts w:cs="Calibri"/>
                 <w:sz w:val="18"/>
                 <w:szCs w:val="18"/>
               </w:rPr>
             </w:pPr>
             <w:r>
               <w:rPr>
-                <w:rFonts w:cs="Calibri"/>
                 <w:sz w:val="18"/>
                 <w:szCs w:val="18"/>
               </w:rPr>
@@ -237,14 +227,12 @@
             <w:pPr>
               <w:jc w:val="center"/>
               <w:rPr>
-                <w:rFonts w:cs="Calibri"/>
                 <w:sz w:val="18"/>
                 <w:szCs w:val="18"/>
               </w:rPr>
             </w:pPr>
             <w:r>
               <w:rPr>
-                <w:rFonts w:cs="Calibri"/>
                 <w:sz w:val="18"/>
                 <w:szCs w:val="18"/>
               </w:rPr>
@@ -260,14 +248,12 @@
             <w:pPr>
               <w:jc w:val="center"/>
               <w:rPr>
-                <w:rFonts w:cs="Calibri"/>
                 <w:sz w:val="18"/>
                 <w:szCs w:val="18"/>
               </w:rPr>
             </w:pPr>
             <w:r>
               <w:rPr>
-                <w:rFonts w:cs="Calibri"/>
                 <w:sz w:val="18"/>
                 <w:szCs w:val="18"/>
               </w:rPr>
@@ -282,14 +268,12 @@
           <w:p>
             <w:pPr>
               <w:rPr>
-                <w:rFonts w:cs="Calibri"/>
                 <w:sz w:val="18"/>
                 <w:szCs w:val="18"/>
               </w:rPr>
             </w:pPr>
             <w:r>
               <w:rPr>
-                <w:rFonts w:cs="Calibri"/>
                 <w:sz w:val="18"/>
                 <w:szCs w:val="18"/>
               </w:rPr>
@@ -310,14 +294,12 @@
             <w:pPr>
               <w:jc w:val="center"/>
               <w:rPr>
-                <w:rFonts w:cs="Calibri"/>
                 <w:sz w:val="18"/>
                 <w:szCs w:val="18"/>
               </w:rPr>
             </w:pPr>
             <w:r>
               <w:rPr>
-                <w:rFonts w:cs="Calibri"/>
                 <w:sz w:val="18"/>
                 <w:szCs w:val="18"/>
               </w:rPr>
@@ -333,14 +315,12 @@
             <w:pPr>
               <w:jc w:val="center"/>
               <w:rPr>
-                <w:rFonts w:cs="Calibri"/>
                 <w:sz w:val="18"/>
                 <w:szCs w:val="18"/>
               </w:rPr>
             </w:pPr>
             <w:r>
               <w:rPr>
-                <w:rFonts w:cs="Calibri"/>
                 <w:sz w:val="18"/>
                 <w:szCs w:val="18"/>
               </w:rPr>
@@ -355,14 +335,12 @@
           <w:p>
             <w:pPr>
               <w:rPr>
-                <w:rFonts w:cs="Calibri"/>
                 <w:sz w:val="18"/>
                 <w:szCs w:val="18"/>
               </w:rPr>
             </w:pPr>
             <w:r>
               <w:rPr>
-                <w:rFonts w:cs="Calibri"/>
                 <w:sz w:val="18"/>
                 <w:szCs w:val="18"/>
               </w:rPr>
@@ -383,14 +361,12 @@
             <w:pPr>
               <w:jc w:val="center"/>
               <w:rPr>
-                <w:rFonts w:cs="Calibri"/>
                 <w:sz w:val="18"/>
                 <w:szCs w:val="18"/>
               </w:rPr>
             </w:pPr>
             <w:r>
               <w:rPr>
-                <w:rFonts w:cs="Calibri"/>
                 <w:sz w:val="18"/>
                 <w:szCs w:val="18"/>
               </w:rPr>
@@ -406,14 +382,12 @@
             <w:pPr>
               <w:jc w:val="center"/>
               <w:rPr>
-                <w:rFonts w:cs="Calibri"/>
                 <w:sz w:val="18"/>
                 <w:szCs w:val="18"/>
               </w:rPr>
             </w:pPr>
             <w:r>
               <w:rPr>
-                <w:rFonts w:cs="Calibri"/>
                 <w:sz w:val="18"/>
                 <w:szCs w:val="18"/>
               </w:rPr>
@@ -428,14 +402,12 @@
           <w:p>
             <w:pPr>
               <w:rPr>
-                <w:rFonts w:cs="Calibri"/>
                 <w:sz w:val="18"/>
                 <w:szCs w:val="18"/>
               </w:rPr>
             </w:pPr>
             <w:r>
               <w:rPr>
-                <w:rFonts w:cs="Calibri"/>
                 <w:sz w:val="18"/>
                 <w:szCs w:val="18"/>
               </w:rPr>
@@ -445,18 +417,32 @@
           <w:p>
             <w:pPr>
               <w:rPr>
-                <w:rFonts w:cs="Calibri"/>
                 <w:sz w:val="18"/>
                 <w:szCs w:val="18"/>
               </w:rPr>
             </w:pPr>
             <w:r>
               <w:rPr>
-                <w:rFonts w:cs="Calibri"/>
                 <w:sz w:val="18"/>
                 <w:szCs w:val="18"/>
               </w:rPr>
-              <w:t>Mise à jour du document suite à la fusion des versions 2 et 3</w:t>
+              <w:t xml:space="preserve">Mise à jour du document </w:t>
+            </w:r>
+            <w:proofErr w:type="gramStart"/>
+            <w:r>
+              <w:rPr>
+                <w:sz w:val="18"/>
+                <w:szCs w:val="18"/>
+              </w:rPr>
+              <w:t>suite à</w:t>
+            </w:r>
+            <w:proofErr w:type="gramEnd"/>
+            <w:r>
+              <w:rPr>
+                <w:sz w:val="18"/>
+                <w:szCs w:val="18"/>
+              </w:rPr>
+              <w:t xml:space="preserve"> la fusion des versions 2 et 3</w:t>
             </w:r>
           </w:p>
         </w:tc>
@@ -473,14 +459,12 @@
             <w:pPr>
               <w:jc w:val="center"/>
               <w:rPr>
-                <w:rFonts w:cs="Calibri"/>
                 <w:sz w:val="18"/>
                 <w:szCs w:val="18"/>
               </w:rPr>
             </w:pPr>
             <w:r>
               <w:rPr>
-                <w:rFonts w:cs="Calibri"/>
                 <w:sz w:val="18"/>
                 <w:szCs w:val="18"/>
               </w:rPr>
@@ -496,14 +480,12 @@
             <w:pPr>
               <w:jc w:val="center"/>
               <w:rPr>
-                <w:rFonts w:cs="Calibri"/>
                 <w:sz w:val="18"/>
                 <w:szCs w:val="18"/>
               </w:rPr>
             </w:pPr>
             <w:r>
               <w:rPr>
-                <w:rFonts w:cs="Calibri"/>
                 <w:sz w:val="18"/>
                 <w:szCs w:val="18"/>
               </w:rPr>
@@ -518,14 +500,12 @@
           <w:p>
             <w:pPr>
               <w:rPr>
-                <w:rFonts w:cs="Calibri"/>
                 <w:sz w:val="18"/>
                 <w:szCs w:val="18"/>
               </w:rPr>
             </w:pPr>
             <w:r>
               <w:rPr>
-                <w:rFonts w:cs="Calibri"/>
                 <w:sz w:val="18"/>
                 <w:szCs w:val="18"/>
               </w:rPr>
@@ -546,14 +526,12 @@
             <w:pPr>
               <w:jc w:val="center"/>
               <w:rPr>
-                <w:rFonts w:cs="Calibri"/>
                 <w:sz w:val="18"/>
                 <w:szCs w:val="18"/>
               </w:rPr>
             </w:pPr>
             <w:r>
               <w:rPr>
-                <w:rFonts w:cs="Calibri"/>
                 <w:sz w:val="18"/>
                 <w:szCs w:val="18"/>
               </w:rPr>
@@ -569,14 +547,12 @@
             <w:pPr>
               <w:jc w:val="center"/>
               <w:rPr>
-                <w:rFonts w:cs="Calibri"/>
                 <w:sz w:val="18"/>
                 <w:szCs w:val="18"/>
               </w:rPr>
             </w:pPr>
             <w:r>
               <w:rPr>
-                <w:rFonts w:cs="Calibri"/>
                 <w:sz w:val="18"/>
                 <w:szCs w:val="18"/>
               </w:rPr>
@@ -591,18 +567,32 @@
           <w:p>
             <w:pPr>
               <w:rPr>
-                <w:rFonts w:cs="Calibri"/>
                 <w:sz w:val="18"/>
                 <w:szCs w:val="18"/>
               </w:rPr>
             </w:pPr>
             <w:r>
               <w:rPr>
-                <w:rFonts w:cs="Calibri"/>
                 <w:sz w:val="18"/>
                 <w:szCs w:val="18"/>
               </w:rPr>
-              <w:t>Mise à jour pour la version conducteö 4 GPL</w:t>
+              <w:t xml:space="preserve">Mise à jour pour la version </w:t>
+            </w:r>
+            <w:proofErr w:type="spellStart"/>
+            <w:r>
+              <w:rPr>
+                <w:sz w:val="18"/>
+                <w:szCs w:val="18"/>
+              </w:rPr>
+              <w:t>conducteö</w:t>
+            </w:r>
+            <w:proofErr w:type="spellEnd"/>
+            <w:r>
+              <w:rPr>
+                <w:sz w:val="18"/>
+                <w:szCs w:val="18"/>
+              </w:rPr>
+              <w:t xml:space="preserve"> 4 GPL</w:t>
             </w:r>
           </w:p>
         </w:tc>
@@ -619,14 +609,12 @@
             <w:pPr>
               <w:jc w:val="center"/>
               <w:rPr>
-                <w:rFonts w:cs="Calibri"/>
                 <w:sz w:val="18"/>
                 <w:szCs w:val="18"/>
               </w:rPr>
             </w:pPr>
             <w:r>
               <w:rPr>
-                <w:rFonts w:cs="Calibri"/>
                 <w:sz w:val="18"/>
                 <w:szCs w:val="18"/>
               </w:rPr>
@@ -642,14 +630,12 @@
             <w:pPr>
               <w:jc w:val="center"/>
               <w:rPr>
-                <w:rFonts w:cs="Calibri"/>
                 <w:sz w:val="18"/>
                 <w:szCs w:val="18"/>
               </w:rPr>
             </w:pPr>
             <w:r>
               <w:rPr>
-                <w:rFonts w:cs="Calibri"/>
                 <w:sz w:val="18"/>
                 <w:szCs w:val="18"/>
               </w:rPr>
@@ -664,18 +650,39 @@
           <w:p>
             <w:pPr>
               <w:rPr>
-                <w:rFonts w:cs="Calibri"/>
                 <w:sz w:val="18"/>
                 <w:szCs w:val="18"/>
               </w:rPr>
             </w:pPr>
             <w:r>
               <w:rPr>
-                <w:rFonts w:cs="Calibri"/>
                 <w:sz w:val="18"/>
                 <w:szCs w:val="18"/>
               </w:rPr>
-              <w:t>Mise à jour pour la version conducteö 5 GPL</w:t>
+              <w:t xml:space="preserve">Mise à jour pour la version </w:t>
+            </w:r>
+            <w:proofErr w:type="spellStart"/>
+            <w:r>
+              <w:rPr>
+                <w:sz w:val="18"/>
+                <w:szCs w:val="18"/>
+              </w:rPr>
+              <w:t>conducte</w:t>
+            </w:r>
+            <w:r>
+              <w:rPr>
+                <w:sz w:val="18"/>
+                <w:szCs w:val="18"/>
+              </w:rPr>
+              <w:t>o</w:t>
+            </w:r>
+            <w:proofErr w:type="spellEnd"/>
+            <w:r>
+              <w:rPr>
+                <w:sz w:val="18"/>
+                <w:szCs w:val="18"/>
+              </w:rPr>
+              <w:t xml:space="preserve"> 5 GPL</w:t>
             </w:r>
           </w:p>
         </w:tc>
@@ -1165,7 +1172,18 @@
         <w:t>c2d</w:t>
       </w:r>
       <w:r>
-        <w:t xml:space="preserve"> de conducteö. Le format de fichier est le XML. L</w:t>
+        <w:t xml:space="preserve"> de </w:t>
+      </w:r>
+      <w:proofErr w:type="spellStart"/>
+      <w:r>
+        <w:t>conducte</w:t>
+      </w:r>
+      <w:r>
+        <w:t>o</w:t>
+      </w:r>
+      <w:proofErr w:type="spellEnd"/>
+      <w:r>
+        <w:t>. Le format de fichier est le XML. L</w:t>
       </w:r>
       <w:r>
         <w:t>es</w:t>
@@ -1204,7 +1222,18 @@
     </w:p>
     <w:p>
       <w:r>
-        <w:t xml:space="preserve">La version 2 de conducteö utilise un fichier XML dont la balise racine est nommée </w:t>
+        <w:t xml:space="preserve">La version 2 de </w:t>
+      </w:r>
+      <w:proofErr w:type="spellStart"/>
+      <w:r>
+        <w:t>conducte</w:t>
+      </w:r>
+      <w:r>
+        <w:t>o</w:t>
+      </w:r>
+      <w:proofErr w:type="spellEnd"/>
+      <w:r>
+        <w:t xml:space="preserve"> utilise un fichier XML dont la balise racine est nommée </w:t>
       </w:r>
       <w:r>
         <w:rPr>
@@ -1237,7 +1266,18 @@
     </w:p>
     <w:p>
       <w:r>
-        <w:t xml:space="preserve">La version 3 de conducteö utilise un fichier XML dont la balise racine est nommée </w:t>
+        <w:t xml:space="preserve">La version 3 de </w:t>
+      </w:r>
+      <w:proofErr w:type="spellStart"/>
+      <w:r>
+        <w:t>conducte</w:t>
+      </w:r>
+      <w:r>
+        <w:t>o</w:t>
+      </w:r>
+      <w:proofErr w:type="spellEnd"/>
+      <w:r>
+        <w:t xml:space="preserve"> utilise un fichier XML dont la balise racine est nommée </w:t>
       </w:r>
       <w:r>
         <w:rPr>
@@ -1278,7 +1318,18 @@
         <w:t xml:space="preserve">et 5 </w:t>
       </w:r>
       <w:r>
-        <w:t>de conducteö utilise</w:t>
+        <w:t xml:space="preserve">de </w:t>
+      </w:r>
+      <w:proofErr w:type="spellStart"/>
+      <w:r>
+        <w:t>conducte</w:t>
+      </w:r>
+      <w:r>
+        <w:t>o</w:t>
+      </w:r>
+      <w:proofErr w:type="spellEnd"/>
+      <w:r>
+        <w:t xml:space="preserve"> utilise</w:t>
       </w:r>
       <w:r>
         <w:t>nt</w:t>
@@ -1316,12 +1367,14 @@
       <w:r>
         <w:t xml:space="preserve"> proposé évoluera avec l’ajout d’un nœud </w:t>
       </w:r>
+      <w:proofErr w:type="spellStart"/>
       <w:r>
         <w:rPr>
           <w:b/>
         </w:rPr>
         <w:t>results</w:t>
       </w:r>
+      <w:proofErr w:type="spellEnd"/>
       <w:r>
         <w:t xml:space="preserve">, directement intégré au nœud racine </w:t>
       </w:r>
@@ -1365,7 +1418,21 @@
         <w:rPr>
           <w:b/>
         </w:rPr>
-        <w:t>model/results/computation-type</w:t>
+        <w:t>model/</w:t>
+      </w:r>
+      <w:proofErr w:type="spellStart"/>
+      <w:r>
+        <w:rPr>
+          <w:b/>
+        </w:rPr>
+        <w:t>results</w:t>
+      </w:r>
+      <w:proofErr w:type="spellEnd"/>
+      <w:r>
+        <w:rPr>
+          <w:b/>
+        </w:rPr>
+        <w:t>/computation-type</w:t>
       </w:r>
       <w:r>
         <w:t xml:space="preserve"> contient une chaîne de caractère définissant le type de calcul contenu dans la modélisation :</w:t>
@@ -1379,11 +1446,19 @@
           <w:numId w:val="1"/>
         </w:numPr>
       </w:pPr>
-      <w:r>
-        <w:rPr>
-          <w:b/>
-        </w:rPr>
-        <w:t>thermal-bridge</w:t>
+      <w:proofErr w:type="gramStart"/>
+      <w:r>
+        <w:rPr>
+          <w:b/>
+        </w:rPr>
+        <w:t>thermal</w:t>
+      </w:r>
+      <w:proofErr w:type="gramEnd"/>
+      <w:r>
+        <w:rPr>
+          <w:b/>
+        </w:rPr>
+        <w:t>-bridge</w:t>
       </w:r>
       <w:r>
         <w:t> : calcul de type pont thermique,</w:t>
@@ -1397,11 +1472,19 @@
           <w:numId w:val="1"/>
         </w:numPr>
       </w:pPr>
-      <w:r>
-        <w:rPr>
-          <w:b/>
-        </w:rPr>
-        <w:t>thermal-flow </w:t>
+      <w:proofErr w:type="gramStart"/>
+      <w:r>
+        <w:rPr>
+          <w:b/>
+        </w:rPr>
+        <w:t>thermal</w:t>
+      </w:r>
+      <w:proofErr w:type="gramEnd"/>
+      <w:r>
+        <w:rPr>
+          <w:b/>
+        </w:rPr>
+        <w:t>-flow </w:t>
       </w:r>
       <w:r>
         <w:t>: calcul de type flux de chaleur,</w:t>
@@ -1415,11 +1498,19 @@
           <w:numId w:val="1"/>
         </w:numPr>
       </w:pPr>
-      <w:r>
-        <w:rPr>
-          <w:b/>
-        </w:rPr>
-        <w:t xml:space="preserve">u-coefficient : </w:t>
+      <w:proofErr w:type="gramStart"/>
+      <w:r>
+        <w:rPr>
+          <w:b/>
+        </w:rPr>
+        <w:t>u</w:t>
+      </w:r>
+      <w:proofErr w:type="gramEnd"/>
+      <w:r>
+        <w:rPr>
+          <w:b/>
+        </w:rPr>
+        <w:t xml:space="preserve">-coefficient : </w:t>
       </w:r>
       <w:r>
         <w:t>calcul de type conductance (coefficient U),</w:t>
@@ -1433,12 +1524,28 @@
           <w:numId w:val="1"/>
         </w:numPr>
       </w:pPr>
-      <w:r>
-        <w:rPr>
-          <w:b/>
-        </w:rPr>
-        <w:t>lambda-equivalent</w:t>
-      </w:r>
+      <w:proofErr w:type="gramStart"/>
+      <w:r>
+        <w:rPr>
+          <w:b/>
+        </w:rPr>
+        <w:t>lambda</w:t>
+      </w:r>
+      <w:proofErr w:type="gramEnd"/>
+      <w:r>
+        <w:rPr>
+          <w:b/>
+        </w:rPr>
+        <w:t>-</w:t>
+      </w:r>
+      <w:proofErr w:type="spellStart"/>
+      <w:r>
+        <w:rPr>
+          <w:b/>
+        </w:rPr>
+        <w:t>equivalent</w:t>
+      </w:r>
+      <w:proofErr w:type="spellEnd"/>
       <w:r>
         <w:t> : calcul de type conductivité thermique équivalente,</w:t>
       </w:r>
@@ -1451,11 +1558,33 @@
           <w:numId w:val="1"/>
         </w:numPr>
       </w:pPr>
-      <w:r>
-        <w:rPr>
-          <w:b/>
-        </w:rPr>
-        <w:t>condensation-glaser </w:t>
+      <w:proofErr w:type="gramStart"/>
+      <w:r>
+        <w:rPr>
+          <w:b/>
+        </w:rPr>
+        <w:t>condensation</w:t>
+      </w:r>
+      <w:proofErr w:type="gramEnd"/>
+      <w:r>
+        <w:rPr>
+          <w:b/>
+        </w:rPr>
+        <w:t>-</w:t>
+      </w:r>
+      <w:proofErr w:type="spellStart"/>
+      <w:r>
+        <w:rPr>
+          <w:b/>
+        </w:rPr>
+        <w:t>glaser</w:t>
+      </w:r>
+      <w:proofErr w:type="spellEnd"/>
+      <w:r>
+        <w:rPr>
+          <w:b/>
+        </w:rPr>
+        <w:t> </w:t>
       </w:r>
       <w:r>
         <w:t>: étude des risques de condensation (méthode de Glaser). Ce type de calcul ne retourne pas de résultats complémentaires.</w:t>
@@ -1484,11 +1613,33 @@
           <w:numId w:val="2"/>
         </w:numPr>
       </w:pPr>
-      <w:r>
-        <w:rPr>
-          <w:b/>
-        </w:rPr>
-        <w:t>model/results/flux-2d</w:t>
+      <w:proofErr w:type="gramStart"/>
+      <w:r>
+        <w:rPr>
+          <w:b/>
+        </w:rPr>
+        <w:t>model</w:t>
+      </w:r>
+      <w:proofErr w:type="gramEnd"/>
+      <w:r>
+        <w:rPr>
+          <w:b/>
+        </w:rPr>
+        <w:t>/</w:t>
+      </w:r>
+      <w:proofErr w:type="spellStart"/>
+      <w:r>
+        <w:rPr>
+          <w:b/>
+        </w:rPr>
+        <w:t>results</w:t>
+      </w:r>
+      <w:proofErr w:type="spellEnd"/>
+      <w:r>
+        <w:rPr>
+          <w:b/>
+        </w:rPr>
+        <w:t>/flux-2d</w:t>
       </w:r>
       <w:r>
         <w:t> : flux de chaleur traversant la modélisation complète,</w:t>
@@ -1502,11 +1653,33 @@
           <w:numId w:val="2"/>
         </w:numPr>
       </w:pPr>
-      <w:r>
-        <w:rPr>
-          <w:b/>
-        </w:rPr>
-        <w:t>model/results/flux-1d</w:t>
+      <w:proofErr w:type="gramStart"/>
+      <w:r>
+        <w:rPr>
+          <w:b/>
+        </w:rPr>
+        <w:t>model</w:t>
+      </w:r>
+      <w:proofErr w:type="gramEnd"/>
+      <w:r>
+        <w:rPr>
+          <w:b/>
+        </w:rPr>
+        <w:t>/</w:t>
+      </w:r>
+      <w:proofErr w:type="spellStart"/>
+      <w:r>
+        <w:rPr>
+          <w:b/>
+        </w:rPr>
+        <w:t>results</w:t>
+      </w:r>
+      <w:proofErr w:type="spellEnd"/>
+      <w:r>
+        <w:rPr>
+          <w:b/>
+        </w:rPr>
+        <w:t>/flux-1d</w:t>
       </w:r>
       <w:r>
         <w:t> : flux de chaleur de la modélisation sans pont thermique, uniquement pour les calculs du type pont thermique ou coefficient U,</w:t>
@@ -1520,11 +1693,33 @@
           <w:numId w:val="2"/>
         </w:numPr>
       </w:pPr>
-      <w:r>
-        <w:rPr>
-          <w:b/>
-        </w:rPr>
-        <w:t>model/results/thermal-bridge</w:t>
+      <w:proofErr w:type="gramStart"/>
+      <w:r>
+        <w:rPr>
+          <w:b/>
+        </w:rPr>
+        <w:t>model</w:t>
+      </w:r>
+      <w:proofErr w:type="gramEnd"/>
+      <w:r>
+        <w:rPr>
+          <w:b/>
+        </w:rPr>
+        <w:t>/</w:t>
+      </w:r>
+      <w:proofErr w:type="spellStart"/>
+      <w:r>
+        <w:rPr>
+          <w:b/>
+        </w:rPr>
+        <w:t>results</w:t>
+      </w:r>
+      <w:proofErr w:type="spellEnd"/>
+      <w:r>
+        <w:rPr>
+          <w:b/>
+        </w:rPr>
+        <w:t>/thermal-bridge</w:t>
       </w:r>
       <w:r>
         <w:t> : valeur du pont thermique, uniquement pour les calculs du type pont thermique,</w:t>
@@ -1538,11 +1733,33 @@
           <w:numId w:val="2"/>
         </w:numPr>
       </w:pPr>
-      <w:r>
-        <w:rPr>
-          <w:b/>
-        </w:rPr>
-        <w:t>model/results/u-coefficient</w:t>
+      <w:proofErr w:type="gramStart"/>
+      <w:r>
+        <w:rPr>
+          <w:b/>
+        </w:rPr>
+        <w:t>model</w:t>
+      </w:r>
+      <w:proofErr w:type="gramEnd"/>
+      <w:r>
+        <w:rPr>
+          <w:b/>
+        </w:rPr>
+        <w:t>/</w:t>
+      </w:r>
+      <w:proofErr w:type="spellStart"/>
+      <w:r>
+        <w:rPr>
+          <w:b/>
+        </w:rPr>
+        <w:t>results</w:t>
+      </w:r>
+      <w:proofErr w:type="spellEnd"/>
+      <w:r>
+        <w:rPr>
+          <w:b/>
+        </w:rPr>
+        <w:t>/u-coefficient</w:t>
       </w:r>
       <w:r>
         <w:t> : valeur du coefficient U, uniquement pour les calculs du type conductance,</w:t>
@@ -1556,12 +1773,42 @@
           <w:numId w:val="2"/>
         </w:numPr>
       </w:pPr>
-      <w:r>
-        <w:rPr>
-          <w:b/>
-        </w:rPr>
-        <w:t>model/results/lambda-equivalent</w:t>
-      </w:r>
+      <w:proofErr w:type="gramStart"/>
+      <w:r>
+        <w:rPr>
+          <w:b/>
+        </w:rPr>
+        <w:t>model</w:t>
+      </w:r>
+      <w:proofErr w:type="gramEnd"/>
+      <w:r>
+        <w:rPr>
+          <w:b/>
+        </w:rPr>
+        <w:t>/</w:t>
+      </w:r>
+      <w:proofErr w:type="spellStart"/>
+      <w:r>
+        <w:rPr>
+          <w:b/>
+        </w:rPr>
+        <w:t>results</w:t>
+      </w:r>
+      <w:proofErr w:type="spellEnd"/>
+      <w:r>
+        <w:rPr>
+          <w:b/>
+        </w:rPr>
+        <w:t>/lambda-</w:t>
+      </w:r>
+      <w:proofErr w:type="spellStart"/>
+      <w:r>
+        <w:rPr>
+          <w:b/>
+        </w:rPr>
+        <w:t>equivalent</w:t>
+      </w:r>
+      <w:proofErr w:type="spellEnd"/>
       <w:r>
         <w:t> : valeur de la conductivité thermique équivalente, uniquement pour le calcul du même nom,</w:t>
       </w:r>
@@ -1577,11 +1824,33 @@
           <w:b/>
         </w:rPr>
       </w:pPr>
-      <w:r>
-        <w:rPr>
-          <w:b/>
-        </w:rPr>
-        <w:t>model/results/psi-1</w:t>
+      <w:proofErr w:type="gramStart"/>
+      <w:r>
+        <w:rPr>
+          <w:b/>
+        </w:rPr>
+        <w:t>model</w:t>
+      </w:r>
+      <w:proofErr w:type="gramEnd"/>
+      <w:r>
+        <w:rPr>
+          <w:b/>
+        </w:rPr>
+        <w:t>/</w:t>
+      </w:r>
+      <w:proofErr w:type="spellStart"/>
+      <w:r>
+        <w:rPr>
+          <w:b/>
+        </w:rPr>
+        <w:t>results</w:t>
+      </w:r>
+      <w:proofErr w:type="spellEnd"/>
+      <w:r>
+        <w:rPr>
+          <w:b/>
+        </w:rPr>
+        <w:t>/psi-1</w:t>
       </w:r>
       <w:r>
         <w:rPr>
@@ -1608,11 +1877,33 @@
           <w:b/>
         </w:rPr>
       </w:pPr>
-      <w:r>
-        <w:rPr>
-          <w:b/>
-        </w:rPr>
-        <w:t>model/results/psi-2,</w:t>
+      <w:proofErr w:type="gramStart"/>
+      <w:r>
+        <w:rPr>
+          <w:b/>
+        </w:rPr>
+        <w:t>model</w:t>
+      </w:r>
+      <w:proofErr w:type="gramEnd"/>
+      <w:r>
+        <w:rPr>
+          <w:b/>
+        </w:rPr>
+        <w:t>/</w:t>
+      </w:r>
+      <w:proofErr w:type="spellStart"/>
+      <w:r>
+        <w:rPr>
+          <w:b/>
+        </w:rPr>
+        <w:t>results</w:t>
+      </w:r>
+      <w:proofErr w:type="spellEnd"/>
+      <w:r>
+        <w:rPr>
+          <w:b/>
+        </w:rPr>
+        <w:t>/psi-2,</w:t>
       </w:r>
     </w:p>
     <w:p>
@@ -1626,11 +1917,33 @@
           <w:b/>
         </w:rPr>
       </w:pPr>
-      <w:r>
-        <w:rPr>
-          <w:b/>
-        </w:rPr>
-        <w:t>model/results/psi-3,</w:t>
+      <w:proofErr w:type="gramStart"/>
+      <w:r>
+        <w:rPr>
+          <w:b/>
+        </w:rPr>
+        <w:t>model</w:t>
+      </w:r>
+      <w:proofErr w:type="gramEnd"/>
+      <w:r>
+        <w:rPr>
+          <w:b/>
+        </w:rPr>
+        <w:t>/</w:t>
+      </w:r>
+      <w:proofErr w:type="spellStart"/>
+      <w:r>
+        <w:rPr>
+          <w:b/>
+        </w:rPr>
+        <w:t>results</w:t>
+      </w:r>
+      <w:proofErr w:type="spellEnd"/>
+      <w:r>
+        <w:rPr>
+          <w:b/>
+        </w:rPr>
+        <w:t>/psi-3,</w:t>
       </w:r>
     </w:p>
     <w:p>
@@ -1644,11 +1957,33 @@
           <w:b/>
         </w:rPr>
       </w:pPr>
-      <w:r>
-        <w:rPr>
-          <w:b/>
-        </w:rPr>
-        <w:t>model/results/psi-34,</w:t>
+      <w:proofErr w:type="gramStart"/>
+      <w:r>
+        <w:rPr>
+          <w:b/>
+        </w:rPr>
+        <w:t>model</w:t>
+      </w:r>
+      <w:proofErr w:type="gramEnd"/>
+      <w:r>
+        <w:rPr>
+          <w:b/>
+        </w:rPr>
+        <w:t>/</w:t>
+      </w:r>
+      <w:proofErr w:type="spellStart"/>
+      <w:r>
+        <w:rPr>
+          <w:b/>
+        </w:rPr>
+        <w:t>results</w:t>
+      </w:r>
+      <w:proofErr w:type="spellEnd"/>
+      <w:r>
+        <w:rPr>
+          <w:b/>
+        </w:rPr>
+        <w:t>/psi-34,</w:t>
       </w:r>
     </w:p>
     <w:p>
@@ -1662,11 +1997,33 @@
           <w:b/>
         </w:rPr>
       </w:pPr>
-      <w:r>
-        <w:rPr>
-          <w:b/>
-        </w:rPr>
-        <w:t>model/results/psi-12,</w:t>
+      <w:proofErr w:type="gramStart"/>
+      <w:r>
+        <w:rPr>
+          <w:b/>
+        </w:rPr>
+        <w:t>model</w:t>
+      </w:r>
+      <w:proofErr w:type="gramEnd"/>
+      <w:r>
+        <w:rPr>
+          <w:b/>
+        </w:rPr>
+        <w:t>/</w:t>
+      </w:r>
+      <w:proofErr w:type="spellStart"/>
+      <w:r>
+        <w:rPr>
+          <w:b/>
+        </w:rPr>
+        <w:t>results</w:t>
+      </w:r>
+      <w:proofErr w:type="spellEnd"/>
+      <w:r>
+        <w:rPr>
+          <w:b/>
+        </w:rPr>
+        <w:t>/psi-12,</w:t>
       </w:r>
     </w:p>
     <w:p>
@@ -1680,11 +2037,33 @@
           <w:b/>
         </w:rPr>
       </w:pPr>
-      <w:r>
-        <w:rPr>
-          <w:b/>
-        </w:rPr>
-        <w:t>model/results/psi-13,</w:t>
+      <w:proofErr w:type="gramStart"/>
+      <w:r>
+        <w:rPr>
+          <w:b/>
+        </w:rPr>
+        <w:t>model</w:t>
+      </w:r>
+      <w:proofErr w:type="gramEnd"/>
+      <w:r>
+        <w:rPr>
+          <w:b/>
+        </w:rPr>
+        <w:t>/</w:t>
+      </w:r>
+      <w:proofErr w:type="spellStart"/>
+      <w:r>
+        <w:rPr>
+          <w:b/>
+        </w:rPr>
+        <w:t>results</w:t>
+      </w:r>
+      <w:proofErr w:type="spellEnd"/>
+      <w:r>
+        <w:rPr>
+          <w:b/>
+        </w:rPr>
+        <w:t>/psi-13,</w:t>
       </w:r>
     </w:p>
     <w:p>
@@ -1698,11 +2077,33 @@
           <w:b/>
         </w:rPr>
       </w:pPr>
-      <w:r>
-        <w:rPr>
-          <w:b/>
-        </w:rPr>
-        <w:t>model/results/psi-14,</w:t>
+      <w:proofErr w:type="gramStart"/>
+      <w:r>
+        <w:rPr>
+          <w:b/>
+        </w:rPr>
+        <w:t>model</w:t>
+      </w:r>
+      <w:proofErr w:type="gramEnd"/>
+      <w:r>
+        <w:rPr>
+          <w:b/>
+        </w:rPr>
+        <w:t>/</w:t>
+      </w:r>
+      <w:proofErr w:type="spellStart"/>
+      <w:r>
+        <w:rPr>
+          <w:b/>
+        </w:rPr>
+        <w:t>results</w:t>
+      </w:r>
+      <w:proofErr w:type="spellEnd"/>
+      <w:r>
+        <w:rPr>
+          <w:b/>
+        </w:rPr>
+        <w:t>/psi-14,</w:t>
       </w:r>
     </w:p>
     <w:p>
@@ -1716,11 +2117,33 @@
           <w:b/>
         </w:rPr>
       </w:pPr>
-      <w:r>
-        <w:rPr>
-          <w:b/>
-        </w:rPr>
-        <w:t>model/results/psi-23,</w:t>
+      <w:proofErr w:type="gramStart"/>
+      <w:r>
+        <w:rPr>
+          <w:b/>
+        </w:rPr>
+        <w:t>model</w:t>
+      </w:r>
+      <w:proofErr w:type="gramEnd"/>
+      <w:r>
+        <w:rPr>
+          <w:b/>
+        </w:rPr>
+        <w:t>/</w:t>
+      </w:r>
+      <w:proofErr w:type="spellStart"/>
+      <w:r>
+        <w:rPr>
+          <w:b/>
+        </w:rPr>
+        <w:t>results</w:t>
+      </w:r>
+      <w:proofErr w:type="spellEnd"/>
+      <w:r>
+        <w:rPr>
+          <w:b/>
+        </w:rPr>
+        <w:t>/psi-23,</w:t>
       </w:r>
     </w:p>
     <w:p>
@@ -1734,11 +2157,33 @@
           <w:b/>
         </w:rPr>
       </w:pPr>
-      <w:r>
-        <w:rPr>
-          <w:b/>
-        </w:rPr>
-        <w:t>model/results/psi-24,</w:t>
+      <w:proofErr w:type="gramStart"/>
+      <w:r>
+        <w:rPr>
+          <w:b/>
+        </w:rPr>
+        <w:t>model</w:t>
+      </w:r>
+      <w:proofErr w:type="gramEnd"/>
+      <w:r>
+        <w:rPr>
+          <w:b/>
+        </w:rPr>
+        <w:t>/</w:t>
+      </w:r>
+      <w:proofErr w:type="spellStart"/>
+      <w:r>
+        <w:rPr>
+          <w:b/>
+        </w:rPr>
+        <w:t>results</w:t>
+      </w:r>
+      <w:proofErr w:type="spellEnd"/>
+      <w:r>
+        <w:rPr>
+          <w:b/>
+        </w:rPr>
+        <w:t>/psi-24,</w:t>
       </w:r>
     </w:p>
     <w:p>
@@ -1749,11 +2194,33 @@
           <w:numId w:val="2"/>
         </w:numPr>
       </w:pPr>
-      <w:r>
-        <w:rPr>
-          <w:b/>
-        </w:rPr>
-        <w:t>model/results/psi-34</w:t>
+      <w:proofErr w:type="gramStart"/>
+      <w:r>
+        <w:rPr>
+          <w:b/>
+        </w:rPr>
+        <w:t>model</w:t>
+      </w:r>
+      <w:proofErr w:type="gramEnd"/>
+      <w:r>
+        <w:rPr>
+          <w:b/>
+        </w:rPr>
+        <w:t>/</w:t>
+      </w:r>
+      <w:proofErr w:type="spellStart"/>
+      <w:r>
+        <w:rPr>
+          <w:b/>
+        </w:rPr>
+        <w:t>results</w:t>
+      </w:r>
+      <w:proofErr w:type="spellEnd"/>
+      <w:r>
+        <w:rPr>
+          <w:b/>
+        </w:rPr>
+        <w:t>/psi-34</w:t>
       </w:r>
       <w:r>
         <w:t>, uniquement pour les calculs du type pont thermique, avec des ambiances thermiques.</w:t>
@@ -1797,11 +2264,33 @@
           <w:numId w:val="3"/>
         </w:numPr>
       </w:pPr>
-      <w:r>
-        <w:rPr>
-          <w:b/>
-        </w:rPr>
-        <w:t>model/results/images/view-2d</w:t>
+      <w:proofErr w:type="gramStart"/>
+      <w:r>
+        <w:rPr>
+          <w:b/>
+        </w:rPr>
+        <w:t>model</w:t>
+      </w:r>
+      <w:proofErr w:type="gramEnd"/>
+      <w:r>
+        <w:rPr>
+          <w:b/>
+        </w:rPr>
+        <w:t>/</w:t>
+      </w:r>
+      <w:proofErr w:type="spellStart"/>
+      <w:r>
+        <w:rPr>
+          <w:b/>
+        </w:rPr>
+        <w:t>results</w:t>
+      </w:r>
+      <w:proofErr w:type="spellEnd"/>
+      <w:r>
+        <w:rPr>
+          <w:b/>
+        </w:rPr>
+        <w:t>/images/view-2d</w:t>
       </w:r>
       <w:r>
         <w:t>,</w:t>
@@ -1815,11 +2304,33 @@
           <w:numId w:val="3"/>
         </w:numPr>
       </w:pPr>
-      <w:r>
-        <w:rPr>
-          <w:b/>
-        </w:rPr>
-        <w:t>model/results/images/view-1d</w:t>
+      <w:proofErr w:type="gramStart"/>
+      <w:r>
+        <w:rPr>
+          <w:b/>
+        </w:rPr>
+        <w:t>model</w:t>
+      </w:r>
+      <w:proofErr w:type="gramEnd"/>
+      <w:r>
+        <w:rPr>
+          <w:b/>
+        </w:rPr>
+        <w:t>/</w:t>
+      </w:r>
+      <w:proofErr w:type="spellStart"/>
+      <w:r>
+        <w:rPr>
+          <w:b/>
+        </w:rPr>
+        <w:t>results</w:t>
+      </w:r>
+      <w:proofErr w:type="spellEnd"/>
+      <w:r>
+        <w:rPr>
+          <w:b/>
+        </w:rPr>
+        <w:t>/images/view-1d</w:t>
       </w:r>
       <w:r>
         <w:t>, uniquement pour les calculs du type pont thermique ou coefficient U,</w:t>
@@ -1833,11 +2344,33 @@
           <w:numId w:val="3"/>
         </w:numPr>
       </w:pPr>
-      <w:r>
-        <w:rPr>
-          <w:b/>
-        </w:rPr>
-        <w:t>model/results/images/results-2d</w:t>
+      <w:proofErr w:type="gramStart"/>
+      <w:r>
+        <w:rPr>
+          <w:b/>
+        </w:rPr>
+        <w:t>model</w:t>
+      </w:r>
+      <w:proofErr w:type="gramEnd"/>
+      <w:r>
+        <w:rPr>
+          <w:b/>
+        </w:rPr>
+        <w:t>/</w:t>
+      </w:r>
+      <w:proofErr w:type="spellStart"/>
+      <w:r>
+        <w:rPr>
+          <w:b/>
+        </w:rPr>
+        <w:t>results</w:t>
+      </w:r>
+      <w:proofErr w:type="spellEnd"/>
+      <w:r>
+        <w:rPr>
+          <w:b/>
+        </w:rPr>
+        <w:t>/images/results-2d</w:t>
       </w:r>
       <w:r>
         <w:t>,</w:t>
@@ -1851,11 +2384,33 @@
           <w:numId w:val="3"/>
         </w:numPr>
       </w:pPr>
-      <w:r>
-        <w:rPr>
-          <w:b/>
-        </w:rPr>
-        <w:t>model/results/images/results-1d</w:t>
+      <w:proofErr w:type="gramStart"/>
+      <w:r>
+        <w:rPr>
+          <w:b/>
+        </w:rPr>
+        <w:t>model</w:t>
+      </w:r>
+      <w:proofErr w:type="gramEnd"/>
+      <w:r>
+        <w:rPr>
+          <w:b/>
+        </w:rPr>
+        <w:t>/</w:t>
+      </w:r>
+      <w:proofErr w:type="spellStart"/>
+      <w:r>
+        <w:rPr>
+          <w:b/>
+        </w:rPr>
+        <w:t>results</w:t>
+      </w:r>
+      <w:proofErr w:type="spellEnd"/>
+      <w:r>
+        <w:rPr>
+          <w:b/>
+        </w:rPr>
+        <w:t>/images/results-1d</w:t>
       </w:r>
       <w:r>
         <w:t>, uniquement pour les calculs du type pont thermique ou coefficient U.</w:t>
@@ -1894,19 +2449,40 @@
         <w:rPr>
           <w:b/>
         </w:rPr>
-        <w:t>model/results@recalculate</w:t>
-      </w:r>
+        <w:t>model/</w:t>
+      </w:r>
+      <w:proofErr w:type="spellStart"/>
+      <w:r>
+        <w:rPr>
+          <w:b/>
+        </w:rPr>
+        <w:t>results@recalculate</w:t>
+      </w:r>
+      <w:proofErr w:type="spellEnd"/>
       <w:r>
         <w:t xml:space="preserve"> à la valeur </w:t>
       </w:r>
+      <w:proofErr w:type="spellStart"/>
       <w:r>
         <w:rPr>
           <w:b/>
         </w:rPr>
         <w:t>true</w:t>
       </w:r>
-      <w:r>
-        <w:t>. Dans ce cas, à la fermeture, si la modélisation n’est pas recalculée, conducteö propose à l’utilisateur de recalculer la modélisation afin de sauvegarder les résultats.</w:t>
+      <w:proofErr w:type="spellEnd"/>
+      <w:r>
+        <w:t xml:space="preserve">. Dans ce cas, à la fermeture, si la modélisation n’est pas recalculée, </w:t>
+      </w:r>
+      <w:proofErr w:type="spellStart"/>
+      <w:r>
+        <w:t>conducte</w:t>
+      </w:r>
+      <w:r>
+        <w:t>o</w:t>
+      </w:r>
+      <w:proofErr w:type="spellEnd"/>
+      <w:r>
+        <w:t xml:space="preserve"> propose à l’utilisateur de recalculer la modélisation afin de sauvegarder les résultats.</w:t>
       </w:r>
       <w:r>
         <w:br w:type="page"/>
@@ -1954,7 +2530,21 @@
         <w:rPr>
           <w:rFonts w:ascii="Courier New" w:hAnsi="Courier New" w:cs="Courier New"/>
         </w:rPr>
-        <w:t>&lt;model version="2.0"&gt;</w:t>
+        <w:t>&lt;</w:t>
+      </w:r>
+      <w:proofErr w:type="gramStart"/>
+      <w:r>
+        <w:rPr>
+          <w:rFonts w:ascii="Courier New" w:hAnsi="Courier New" w:cs="Courier New"/>
+        </w:rPr>
+        <w:t>model</w:t>
+      </w:r>
+      <w:proofErr w:type="gramEnd"/>
+      <w:r>
+        <w:rPr>
+          <w:rFonts w:ascii="Courier New" w:hAnsi="Courier New" w:cs="Courier New"/>
+        </w:rPr>
+        <w:t xml:space="preserve"> version="2.0"&gt;</w:t>
       </w:r>
     </w:p>
     <w:p>
@@ -1968,7 +2558,51 @@
         <w:rPr>
           <w:rFonts w:ascii="Courier New" w:hAnsi="Courier New" w:cs="Courier New"/>
         </w:rPr>
-        <w:t xml:space="preserve">   &lt;results recalculate="true" &gt;</w:t>
+        <w:t xml:space="preserve">   &lt;</w:t>
+      </w:r>
+      <w:proofErr w:type="spellStart"/>
+      <w:proofErr w:type="gramStart"/>
+      <w:r>
+        <w:rPr>
+          <w:rFonts w:ascii="Courier New" w:hAnsi="Courier New" w:cs="Courier New"/>
+        </w:rPr>
+        <w:t>results</w:t>
+      </w:r>
+      <w:proofErr w:type="spellEnd"/>
+      <w:proofErr w:type="gramEnd"/>
+      <w:r>
+        <w:rPr>
+          <w:rFonts w:ascii="Courier New" w:hAnsi="Courier New" w:cs="Courier New"/>
+        </w:rPr>
+        <w:t xml:space="preserve"> </w:t>
+      </w:r>
+      <w:proofErr w:type="spellStart"/>
+      <w:r>
+        <w:rPr>
+          <w:rFonts w:ascii="Courier New" w:hAnsi="Courier New" w:cs="Courier New"/>
+        </w:rPr>
+        <w:t>recalculate</w:t>
+      </w:r>
+      <w:proofErr w:type="spellEnd"/>
+      <w:r>
+        <w:rPr>
+          <w:rFonts w:ascii="Courier New" w:hAnsi="Courier New" w:cs="Courier New"/>
+        </w:rPr>
+        <w:t>="</w:t>
+      </w:r>
+      <w:proofErr w:type="spellStart"/>
+      <w:r>
+        <w:rPr>
+          <w:rFonts w:ascii="Courier New" w:hAnsi="Courier New" w:cs="Courier New"/>
+        </w:rPr>
+        <w:t>true</w:t>
+      </w:r>
+      <w:proofErr w:type="spellEnd"/>
+      <w:r>
+        <w:rPr>
+          <w:rFonts w:ascii="Courier New" w:hAnsi="Courier New" w:cs="Courier New"/>
+        </w:rPr>
+        <w:t>" &gt;</w:t>
       </w:r>
     </w:p>
     <w:p>
@@ -1982,7 +2616,21 @@
         <w:rPr>
           <w:rFonts w:ascii="Courier New" w:hAnsi="Courier New" w:cs="Courier New"/>
         </w:rPr>
-        <w:t xml:space="preserve">   &lt;/results&gt;</w:t>
+        <w:t xml:space="preserve">   &lt;/</w:t>
+      </w:r>
+      <w:proofErr w:type="spellStart"/>
+      <w:r>
+        <w:rPr>
+          <w:rFonts w:ascii="Courier New" w:hAnsi="Courier New" w:cs="Courier New"/>
+        </w:rPr>
+        <w:t>results</w:t>
+      </w:r>
+      <w:proofErr w:type="spellEnd"/>
+      <w:r>
+        <w:rPr>
+          <w:rFonts w:ascii="Courier New" w:hAnsi="Courier New" w:cs="Courier New"/>
+        </w:rPr>
+        <w:t>&gt;</w:t>
       </w:r>
     </w:p>
     <w:p>
@@ -2014,10 +2662,34 @@
         <w:rPr>
           <w:b/>
         </w:rPr>
-        <w:t>model/results</w:t>
-      </w:r>
-      <w:r>
-        <w:t xml:space="preserve"> existe bien avec l’attribut recalculate définit à true. Si ce n’est pas le cas, il convient de rajouter ce nœud au fichier XML.</w:t>
+        <w:t>model/</w:t>
+      </w:r>
+      <w:proofErr w:type="spellStart"/>
+      <w:r>
+        <w:rPr>
+          <w:b/>
+        </w:rPr>
+        <w:t>results</w:t>
+      </w:r>
+      <w:proofErr w:type="spellEnd"/>
+      <w:r>
+        <w:t xml:space="preserve"> existe bien avec l’attribut </w:t>
+      </w:r>
+      <w:proofErr w:type="spellStart"/>
+      <w:r>
+        <w:t>recalculate</w:t>
+      </w:r>
+      <w:proofErr w:type="spellEnd"/>
+      <w:r>
+        <w:t xml:space="preserve"> définit à </w:t>
+      </w:r>
+      <w:proofErr w:type="spellStart"/>
+      <w:r>
+        <w:t>true</w:t>
+      </w:r>
+      <w:proofErr w:type="spellEnd"/>
+      <w:r>
+        <w:t>. Si ce n’est pas le cas, il convient de rajouter ce nœud au fichier XML.</w:t>
       </w:r>
     </w:p>
     <w:sectPr>
@@ -2096,12 +2768,44 @@
               <w:szCs w:val="16"/>
             </w:rPr>
           </w:pPr>
+          <w:proofErr w:type="spellStart"/>
           <w:r>
             <w:rPr>
               <w:sz w:val="16"/>
               <w:szCs w:val="16"/>
             </w:rPr>
-            <w:t>Interopérabilité conducteö – Clément MARCEL</w:t>
+            <w:t>Interopérabilité</w:t>
+          </w:r>
+          <w:proofErr w:type="spellEnd"/>
+          <w:r>
+            <w:rPr>
+              <w:sz w:val="16"/>
+              <w:szCs w:val="16"/>
+            </w:rPr>
+            <w:t xml:space="preserve"> </w:t>
+          </w:r>
+          <w:proofErr w:type="spellStart"/>
+          <w:r>
+            <w:rPr>
+              <w:sz w:val="16"/>
+              <w:szCs w:val="16"/>
+            </w:rPr>
+            <w:t>conducte</w:t>
+          </w:r>
+          <w:r>
+            <w:rPr>
+              <w:sz w:val="16"/>
+              <w:szCs w:val="16"/>
+            </w:rPr>
+            <w:t>o</w:t>
+          </w:r>
+          <w:proofErr w:type="spellEnd"/>
+          <w:r>
+            <w:rPr>
+              <w:sz w:val="16"/>
+              <w:szCs w:val="16"/>
+            </w:rPr>
+            <w:t xml:space="preserve"> – Clément MARCEL</w:t>
           </w:r>
         </w:p>
       </w:tc>
@@ -2255,7 +2959,15 @@
         <w:footnoteRef/>
       </w:r>
       <w:r>
-        <w:t xml:space="preserve"> psi-1 est la somme des psi-1X, etc.</w:t>
+        <w:t xml:space="preserve"> </w:t>
+      </w:r>
+      <w:proofErr w:type="gramStart"/>
+      <w:r>
+        <w:t>psi</w:t>
+      </w:r>
+      <w:proofErr w:type="gramEnd"/>
+      <w:r>
+        <w:t>-1 est la somme des psi-1X, etc.</w:t>
       </w:r>
     </w:p>
   </w:footnote>
@@ -5463,10 +6175,6 @@
 </file>
 
 <file path=customXml/item1.xml><?xml version="1.0" encoding="utf-8"?>
-<b:Sources xmlns:b="http://schemas.openxmlformats.org/officeDocument/2006/bibliography" xmlns="http://schemas.openxmlformats.org/officeDocument/2006/bibliography" SelectedStyle="\APA.XSL" StyleName="APA"/>
-</file>
-
-<file path=customXml/item2.xml><?xml version="1.0" encoding="utf-8"?>
 <s:customData xmlns="http://www.wps.cn/officeDocument/2013/wpsCustomData" xmlns:s="http://www.wps.cn/officeDocument/2013/wpsCustomData">
   <customSectProps>
     <customSectPr/>
@@ -5474,18 +6182,22 @@
 </s:customData>
 </file>
 
+<file path=customXml/item2.xml><?xml version="1.0" encoding="utf-8"?>
+<b:Sources xmlns:b="http://schemas.openxmlformats.org/officeDocument/2006/bibliography" xmlns="http://schemas.openxmlformats.org/officeDocument/2006/bibliography" SelectedStyle="\APA.XSL" StyleName="APA"/>
+</file>
+
 <file path=customXml/itemProps1.xml><?xml version="1.0" encoding="utf-8"?>
+<ds:datastoreItem xmlns:ds="http://schemas.openxmlformats.org/officeDocument/2006/customXml" ds:itemID="{B1977F7D-205B-4081-913C-38D41E755F92}">
+  <ds:schemaRefs>
+    <ds:schemaRef ds:uri="http://www.wps.cn/officeDocument/2013/wpsCustomData"/>
+  </ds:schemaRefs>
+</ds:datastoreItem>
+</file>
+
+<file path=customXml/itemProps2.xml><?xml version="1.0" encoding="utf-8"?>
 <ds:datastoreItem xmlns:ds="http://schemas.openxmlformats.org/officeDocument/2006/customXml" ds:itemID="{AD8B8BAD-962C-AB45-AA84-D146D1CE22B2}">
   <ds:schemaRefs>
     <ds:schemaRef ds:uri="http://schemas.openxmlformats.org/officeDocument/2006/bibliography"/>
   </ds:schemaRefs>
 </ds:datastoreItem>
-</file>
-
-<file path=customXml/itemProps2.xml><?xml version="1.0" encoding="utf-8"?>
-<ds:datastoreItem xmlns:ds="http://schemas.openxmlformats.org/officeDocument/2006/customXml" ds:itemID="{B1977F7D-205B-4081-913C-38D41E755F92}">
-  <ds:schemaRefs>
-    <ds:schemaRef ds:uri="http://www.wps.cn/officeDocument/2013/wpsCustomData"/>
-  </ds:schemaRefs>
-</ds:datastoreItem>
 </file>